--- a/Raluma/docs/SLIDE_открытые_вопросы_по_стоимости_и_КП.docx
+++ b/Raluma/docs/SLIDE_открытые_вопросы_по_стоимости_и_КП.docx
@@ -161,7 +161,7 @@
           <w:color w:val="000000"/>
           <w:sz w:val="22"/>
         </w:rPr>
-        <w:t>Требуется ответ по 8 вопросам</w:t>
+        <w:t>Требуется ответ по 9 вопросам</w:t>
       </w:r>
     </w:p>
     <w:tbl>
@@ -328,7 +328,484 @@
                 <w:color w:val="FFFFFF"/>
                 <w:sz w:val="20"/>
               </w:rPr>
-              <w:t>1. Активировать ли наценку на отходы в первой версии?</w:t>
+              <w:t>1. Какую формулу использовать для последовательности наценок и скидок в расчёте цены?</w:t>
+            </w:r>
+          </w:p>
+        </w:tc>
+      </w:tr>
+      <w:tr>
+        <w:trPr>
+          <w:cantSplit/>
+          <w:tblHeader w:val="true"/>
+        </w:trPr>
+        <w:tc>
+          <w:tcPr>
+            <w:tcW w:type="dxa" w:w="6460"/>
+            <w:tcMar>
+              <w:top w:w="80" w:type="dxa"/>
+              <w:bottom w:w="80" w:type="dxa"/>
+              <w:start w:w="120" w:type="dxa"/>
+              <w:end w:w="120" w:type="dxa"/>
+            </w:tcMar>
+            <w:vAlign w:val="center"/>
+            <w:shd w:fill="F2F4F7"/>
+          </w:tcPr>
+          <w:p>
+            <w:pPr>
+              <w:keepNext w:val="0"/>
+              <w:spacing w:before="0" w:after="0" w:line="252" w:lineRule="auto"/>
+              <w:jc w:val="center"/>
+            </w:pPr>
+            <w:r/>
+            <w:r>
+              <w:rPr>
+                <w:rFonts w:ascii="Calibri" w:hAnsi="Calibri"/>
+                <w:b/>
+                <w:i w:val="0"/>
+                <w:color w:val="000000"/>
+                <w:sz w:val="18"/>
+              </w:rPr>
+              <w:t>Вариант решения</w:t>
+            </w:r>
+          </w:p>
+        </w:tc>
+        <w:tc>
+          <w:tcPr>
+            <w:tcW w:type="dxa" w:w="840"/>
+            <w:tcMar>
+              <w:top w:w="80" w:type="dxa"/>
+              <w:bottom w:w="80" w:type="dxa"/>
+              <w:start w:w="120" w:type="dxa"/>
+              <w:end w:w="120" w:type="dxa"/>
+            </w:tcMar>
+            <w:vAlign w:val="center"/>
+            <w:shd w:fill="F2F4F7"/>
+          </w:tcPr>
+          <w:p>
+            <w:pPr>
+              <w:keepNext w:val="0"/>
+              <w:spacing w:before="0" w:after="0" w:line="252" w:lineRule="auto"/>
+              <w:jc w:val="center"/>
+            </w:pPr>
+            <w:r/>
+            <w:r>
+              <w:rPr>
+                <w:rFonts w:ascii="Calibri" w:hAnsi="Calibri"/>
+                <w:b/>
+                <w:i w:val="0"/>
+                <w:color w:val="000000"/>
+                <w:sz w:val="18"/>
+              </w:rPr>
+              <w:t>Выбор</w:t>
+            </w:r>
+          </w:p>
+        </w:tc>
+        <w:tc>
+          <w:tcPr>
+            <w:tcW w:type="dxa" w:w="2060"/>
+            <w:tcMar>
+              <w:top w:w="80" w:type="dxa"/>
+              <w:bottom w:w="80" w:type="dxa"/>
+              <w:start w:w="120" w:type="dxa"/>
+              <w:end w:w="120" w:type="dxa"/>
+            </w:tcMar>
+            <w:vAlign w:val="center"/>
+            <w:shd w:fill="F2F4F7"/>
+          </w:tcPr>
+          <w:p>
+            <w:pPr>
+              <w:keepNext w:val="0"/>
+              <w:spacing w:before="0" w:after="0" w:line="252" w:lineRule="auto"/>
+              <w:jc w:val="center"/>
+            </w:pPr>
+            <w:r/>
+            <w:r>
+              <w:rPr>
+                <w:rFonts w:ascii="Calibri" w:hAnsi="Calibri"/>
+                <w:b/>
+                <w:i w:val="0"/>
+                <w:color w:val="000000"/>
+                <w:sz w:val="18"/>
+              </w:rPr>
+              <w:t>Уточнение</w:t>
+            </w:r>
+          </w:p>
+        </w:tc>
+      </w:tr>
+      <w:tr>
+        <w:trPr>
+          <w:cantSplit/>
+        </w:trPr>
+        <w:tc>
+          <w:tcPr>
+            <w:tcW w:type="dxa" w:w="6460"/>
+            <w:tcMar>
+              <w:top w:w="80" w:type="dxa"/>
+              <w:bottom w:w="80" w:type="dxa"/>
+              <w:start w:w="120" w:type="dxa"/>
+              <w:end w:w="120" w:type="dxa"/>
+            </w:tcMar>
+            <w:vAlign w:val="center"/>
+          </w:tcPr>
+          <w:p>
+            <w:pPr>
+              <w:keepNext w:val="0"/>
+              <w:spacing w:before="0" w:after="0" w:line="252" w:lineRule="auto"/>
+            </w:pPr>
+            <w:r/>
+            <w:r>
+              <w:rPr>
+                <w:rFonts w:ascii="Calibri" w:hAnsi="Calibri"/>
+                <w:b w:val="0"/>
+                <w:i w:val="0"/>
+                <w:color w:val="000000"/>
+                <w:sz w:val="18"/>
+              </w:rPr>
+              <w:t>Последовательное применение коэффициентов — 1 254 руб. (текущий временный вариант)</w:t>
+            </w:r>
+          </w:p>
+        </w:tc>
+        <w:tc>
+          <w:tcPr>
+            <w:tcW w:type="dxa" w:w="840"/>
+            <w:tcMar>
+              <w:top w:w="80" w:type="dxa"/>
+              <w:bottom w:w="80" w:type="dxa"/>
+              <w:start w:w="120" w:type="dxa"/>
+              <w:end w:w="120" w:type="dxa"/>
+            </w:tcMar>
+            <w:vAlign w:val="center"/>
+          </w:tcPr>
+          <w:p>
+            <w:pPr>
+              <w:keepNext w:val="0"/>
+              <w:spacing w:before="0" w:after="0" w:line="252" w:lineRule="auto"/>
+              <w:jc w:val="center"/>
+            </w:pPr>
+            <w:r/>
+            <w:r>
+              <w:rPr>
+                <w:rFonts w:ascii="Calibri" w:hAnsi="Calibri"/>
+                <w:b w:val="0"/>
+                <w:i w:val="0"/>
+                <w:color w:val="000000"/>
+                <w:sz w:val="26"/>
+              </w:rPr>
+              <w:t>☐</w:t>
+            </w:r>
+          </w:p>
+        </w:tc>
+        <w:tc>
+          <w:tcPr>
+            <w:tcW w:type="dxa" w:w="2060"/>
+            <w:tcMar>
+              <w:top w:w="80" w:type="dxa"/>
+              <w:bottom w:w="80" w:type="dxa"/>
+              <w:start w:w="120" w:type="dxa"/>
+              <w:end w:w="120" w:type="dxa"/>
+            </w:tcMar>
+            <w:vAlign w:val="center"/>
+          </w:tcPr>
+          <w:p>
+            <w:pPr>
+              <w:keepNext w:val="0"/>
+              <w:spacing w:before="0" w:after="0" w:line="252" w:lineRule="auto"/>
+            </w:pPr>
+            <w:r/>
+            <w:r>
+              <w:rPr>
+                <w:rFonts w:ascii="Calibri" w:hAnsi="Calibri"/>
+                <w:b w:val="0"/>
+                <w:i w:val="0"/>
+                <w:color w:val="000000"/>
+                <w:sz w:val="18"/>
+              </w:rPr>
+              <w:t>Код использует этот вариант до ответа</w:t>
+            </w:r>
+          </w:p>
+        </w:tc>
+      </w:tr>
+      <w:tr>
+        <w:trPr>
+          <w:cantSplit/>
+        </w:trPr>
+        <w:tc>
+          <w:tcPr>
+            <w:tcW w:type="dxa" w:w="6460"/>
+            <w:tcMar>
+              <w:top w:w="80" w:type="dxa"/>
+              <w:bottom w:w="80" w:type="dxa"/>
+              <w:start w:w="120" w:type="dxa"/>
+              <w:end w:w="120" w:type="dxa"/>
+            </w:tcMar>
+            <w:vAlign w:val="center"/>
+          </w:tcPr>
+          <w:p>
+            <w:pPr>
+              <w:keepNext w:val="0"/>
+              <w:spacing w:before="0" w:after="0" w:line="252" w:lineRule="auto"/>
+            </w:pPr>
+            <w:r/>
+            <w:r>
+              <w:rPr>
+                <w:rFonts w:ascii="Calibri" w:hAnsi="Calibri"/>
+                <w:b w:val="0"/>
+                <w:i w:val="0"/>
+                <w:color w:val="000000"/>
+                <w:sz w:val="18"/>
+              </w:rPr>
+              <w:t>Сложение наценок перед применением скидок — 1 235 руб.</w:t>
+            </w:r>
+          </w:p>
+        </w:tc>
+        <w:tc>
+          <w:tcPr>
+            <w:tcW w:type="dxa" w:w="840"/>
+            <w:tcMar>
+              <w:top w:w="80" w:type="dxa"/>
+              <w:bottom w:w="80" w:type="dxa"/>
+              <w:start w:w="120" w:type="dxa"/>
+              <w:end w:w="120" w:type="dxa"/>
+            </w:tcMar>
+            <w:vAlign w:val="center"/>
+          </w:tcPr>
+          <w:p>
+            <w:pPr>
+              <w:keepNext w:val="0"/>
+              <w:spacing w:before="0" w:after="0" w:line="252" w:lineRule="auto"/>
+              <w:jc w:val="center"/>
+            </w:pPr>
+            <w:r/>
+            <w:r>
+              <w:rPr>
+                <w:rFonts w:ascii="Calibri" w:hAnsi="Calibri"/>
+                <w:b w:val="0"/>
+                <w:i w:val="0"/>
+                <w:color w:val="000000"/>
+                <w:sz w:val="26"/>
+              </w:rPr>
+              <w:t>☐</w:t>
+            </w:r>
+          </w:p>
+        </w:tc>
+        <w:tc>
+          <w:tcPr>
+            <w:tcW w:type="dxa" w:w="2060"/>
+            <w:tcMar>
+              <w:top w:w="80" w:type="dxa"/>
+              <w:bottom w:w="80" w:type="dxa"/>
+              <w:start w:w="120" w:type="dxa"/>
+              <w:end w:w="120" w:type="dxa"/>
+            </w:tcMar>
+            <w:vAlign w:val="center"/>
+          </w:tcPr>
+          <w:p>
+            <w:pPr>
+              <w:keepNext w:val="0"/>
+              <w:spacing w:before="0" w:after="0" w:line="252" w:lineRule="auto"/>
+            </w:pPr>
+            <w:r/>
+            <w:r>
+              <w:rPr>
+                <w:rFonts w:ascii="Calibri" w:hAnsi="Calibri"/>
+                <w:b w:val="0"/>
+                <w:i w:val="0"/>
+                <w:color w:val="000000"/>
+                <w:sz w:val="18"/>
+              </w:rPr>
+            </w:r>
+          </w:p>
+        </w:tc>
+      </w:tr>
+      <w:tr>
+        <w:trPr>
+          <w:cantSplit/>
+        </w:trPr>
+        <w:tc>
+          <w:tcPr>
+            <w:tcW w:type="dxa" w:w="6460"/>
+            <w:tcMar>
+              <w:top w:w="80" w:type="dxa"/>
+              <w:bottom w:w="80" w:type="dxa"/>
+              <w:start w:w="120" w:type="dxa"/>
+              <w:end w:w="120" w:type="dxa"/>
+            </w:tcMar>
+            <w:vAlign w:val="center"/>
+          </w:tcPr>
+          <w:p>
+            <w:pPr>
+              <w:keepNext w:val="0"/>
+              <w:spacing w:before="0" w:after="0" w:line="252" w:lineRule="auto"/>
+            </w:pPr>
+            <w:r/>
+            <w:r>
+              <w:rPr>
+                <w:rFonts w:ascii="Calibri" w:hAnsi="Calibri"/>
+                <w:b w:val="0"/>
+                <w:i w:val="0"/>
+                <w:color w:val="000000"/>
+                <w:sz w:val="18"/>
+              </w:rPr>
+              <w:t>Другая формула</w:t>
+            </w:r>
+          </w:p>
+        </w:tc>
+        <w:tc>
+          <w:tcPr>
+            <w:tcW w:type="dxa" w:w="840"/>
+            <w:tcMar>
+              <w:top w:w="80" w:type="dxa"/>
+              <w:bottom w:w="80" w:type="dxa"/>
+              <w:start w:w="120" w:type="dxa"/>
+              <w:end w:w="120" w:type="dxa"/>
+            </w:tcMar>
+            <w:vAlign w:val="center"/>
+          </w:tcPr>
+          <w:p>
+            <w:pPr>
+              <w:keepNext w:val="0"/>
+              <w:spacing w:before="0" w:after="0" w:line="252" w:lineRule="auto"/>
+              <w:jc w:val="center"/>
+            </w:pPr>
+            <w:r/>
+            <w:r>
+              <w:rPr>
+                <w:rFonts w:ascii="Calibri" w:hAnsi="Calibri"/>
+                <w:b w:val="0"/>
+                <w:i w:val="0"/>
+                <w:color w:val="000000"/>
+                <w:sz w:val="26"/>
+              </w:rPr>
+              <w:t>☐</w:t>
+            </w:r>
+          </w:p>
+        </w:tc>
+        <w:tc>
+          <w:tcPr>
+            <w:tcW w:type="dxa" w:w="2060"/>
+            <w:tcMar>
+              <w:top w:w="80" w:type="dxa"/>
+              <w:bottom w:w="80" w:type="dxa"/>
+              <w:start w:w="120" w:type="dxa"/>
+              <w:end w:w="120" w:type="dxa"/>
+            </w:tcMar>
+            <w:vAlign w:val="center"/>
+          </w:tcPr>
+          <w:p>
+            <w:pPr>
+              <w:keepNext w:val="0"/>
+              <w:spacing w:before="0" w:after="0" w:line="252" w:lineRule="auto"/>
+            </w:pPr>
+            <w:r/>
+            <w:r>
+              <w:rPr>
+                <w:rFonts w:ascii="Calibri" w:hAnsi="Calibri"/>
+                <w:b w:val="0"/>
+                <w:i w:val="0"/>
+                <w:color w:val="000000"/>
+                <w:sz w:val="18"/>
+              </w:rPr>
+              <w:t>Формула: __________________</w:t>
+            </w:r>
+          </w:p>
+        </w:tc>
+      </w:tr>
+      <w:tr>
+        <w:trPr>
+          <w:cantSplit/>
+        </w:trPr>
+        <w:tc>
+          <w:tcPr>
+            <w:tcW w:type="dxa" w:w="9360"/>
+            <w:gridSpan w:val="3"/>
+            <w:tcMar>
+              <w:top w:w="80" w:type="dxa"/>
+              <w:bottom w:w="80" w:type="dxa"/>
+              <w:start w:w="120" w:type="dxa"/>
+              <w:end w:w="120" w:type="dxa"/>
+            </w:tcMar>
+            <w:vAlign w:val="center"/>
+            <w:shd w:fill="EAF2F8"/>
+          </w:tcPr>
+          <w:p>
+            <w:pPr>
+              <w:keepNext w:val="0"/>
+              <w:spacing w:before="0" w:after="0" w:line="252" w:lineRule="auto"/>
+            </w:pPr>
+            <w:r/>
+            <w:r>
+              <w:rPr>
+                <w:rFonts w:ascii="Calibri" w:hAnsi="Calibri"/>
+                <w:b w:val="0"/>
+                <w:i w:val="0"/>
+                <w:color w:val="5E6A73"/>
+                <w:sz w:val="18"/>
+              </w:rPr>
+              <w:t>Комментарий / ограничения / ответственный: ________________________________________________</w:t>
+            </w:r>
+          </w:p>
+        </w:tc>
+      </w:tr>
+    </w:tbl>
+    <w:p>
+      <w:pPr>
+        <w:keepNext w:val="0"/>
+        <w:spacing w:before="0" w:after="100" w:line="240" w:lineRule="auto"/>
+      </w:pPr>
+    </w:p>
+    <w:tbl>
+      <w:tblPr>
+        <w:tblW w:type="dxa" w:w="9360"/>
+        <w:jc w:val="left"/>
+        <w:tblLayout w:type="fixed"/>
+        <w:tblLook w:firstColumn="1" w:firstRow="1" w:lastColumn="0" w:lastRow="0" w:noHBand="0" w:noVBand="1" w:val="04A0"/>
+        <w:tblInd w:w="120" w:type="dxa"/>
+        <w:tblBorders>
+          <w:top w:val="single" w:sz="6" w:space="0" w:color="AAB3BA"/>
+          <w:left w:val="single" w:sz="6" w:space="0" w:color="AAB3BA"/>
+          <w:bottom w:val="single" w:sz="6" w:space="0" w:color="AAB3BA"/>
+          <w:right w:val="single" w:sz="6" w:space="0" w:color="AAB3BA"/>
+          <w:insideH w:val="single" w:sz="6" w:space="0" w:color="AAB3BA"/>
+          <w:insideV w:val="single" w:sz="6" w:space="0" w:color="AAB3BA"/>
+        </w:tblBorders>
+      </w:tblPr>
+      <w:tblGrid>
+        <w:gridCol w:w="6460"/>
+        <w:gridCol w:w="840"/>
+        <w:gridCol w:w="2060"/>
+      </w:tblGrid>
+      <w:tr>
+        <w:trPr>
+          <w:cantSplit/>
+        </w:trPr>
+        <w:tc>
+          <w:tcPr>
+            <w:tcW w:type="dxa" w:w="9360"/>
+            <w:gridSpan w:val="3"/>
+            <w:tcMar>
+              <w:top w:w="80" w:type="dxa"/>
+              <w:bottom w:w="80" w:type="dxa"/>
+              <w:start w:w="120" w:type="dxa"/>
+              <w:end w:w="120" w:type="dxa"/>
+            </w:tcMar>
+            <w:vAlign w:val="center"/>
+            <w:shd w:fill="163A4A"/>
+          </w:tcPr>
+          <w:p>
+            <w:pPr>
+              <w:keepNext w:val="0"/>
+              <w:spacing w:before="0" w:after="0" w:line="252" w:lineRule="auto"/>
+            </w:pPr>
+            <w:r/>
+            <w:r>
+              <w:rPr>
+                <w:rFonts w:ascii="Calibri" w:hAnsi="Calibri"/>
+                <w:b/>
+                <w:i w:val="0"/>
+                <w:color w:val="FFFFFF"/>
+                <w:sz w:val="20"/>
+              </w:rPr>
+              <w:t>2. Активировать ли наценку на отходы в первой версии?</w:t>
             </w:r>
           </w:p>
         </w:tc>
@@ -753,6 +1230,11 @@
         <w:spacing w:before="0" w:after="100" w:line="240" w:lineRule="auto"/>
       </w:pPr>
     </w:p>
+    <w:p>
+      <w:r>
+        <w:br w:type="page"/>
+      </w:r>
+    </w:p>
     <w:tbl>
       <w:tblPr>
         <w:tblW w:type="dxa" w:w="9360"/>
@@ -805,7 +1287,7 @@
                 <w:color w:val="FFFFFF"/>
                 <w:sz w:val="20"/>
               </w:rPr>
-              <w:t>2. Может ли дилер менять видимую скидку клиенту и в каких пределах?</w:t>
+              <w:t>3. Может ли дилер менять видимую скидку клиенту и в каких пределах?</w:t>
             </w:r>
           </w:p>
         </w:tc>
@@ -1230,11 +1712,6 @@
         <w:spacing w:before="0" w:after="100" w:line="240" w:lineRule="auto"/>
       </w:pPr>
     </w:p>
-    <w:p>
-      <w:r>
-        <w:br w:type="page"/>
-      </w:r>
-    </w:p>
     <w:tbl>
       <w:tblPr>
         <w:tblW w:type="dxa" w:w="9360"/>
@@ -1287,7 +1764,7 @@
                 <w:color w:val="FFFFFF"/>
                 <w:sz w:val="20"/>
               </w:rPr>
-              <w:t>3. Кто вправе назначать разовую цену при отсутствии каталожной?</w:t>
+              <w:t>4. Кто вправе назначать разовую цену при отсутствии каталожной?</w:t>
             </w:r>
           </w:p>
         </w:tc>
@@ -1764,7 +2241,7 @@
                 <w:color w:val="FFFFFF"/>
                 <w:sz w:val="20"/>
               </w:rPr>
-              <w:t>4. Кто вправе разрешать цену ниже минимальной маржи?</w:t>
+              <w:t>5. Кто вправе разрешать цену ниже минимальной маржи?</w:t>
             </w:r>
           </w:p>
         </w:tc>
@@ -2188,6 +2665,11 @@
         <w:spacing w:before="0" w:after="100" w:line="240" w:lineRule="auto"/>
       </w:pPr>
     </w:p>
+    <w:p>
+      <w:r>
+        <w:br w:type="page"/>
+      </w:r>
+    </w:p>
     <w:tbl>
       <w:tblPr>
         <w:tblW w:type="dxa" w:w="9360"/>
@@ -2240,7 +2722,7 @@
                 <w:color w:val="FFFFFF"/>
                 <w:sz w:val="20"/>
               </w:rPr>
-              <w:t>5. Хранить только последнюю редакцию КП или историю редакций?</w:t>
+              <w:t>6. Хранить только последнюю редакцию КП или историю редакций?</w:t>
             </w:r>
           </w:p>
         </w:tc>
@@ -2665,11 +3147,6 @@
         <w:spacing w:before="0" w:after="100" w:line="240" w:lineRule="auto"/>
       </w:pPr>
     </w:p>
-    <w:p>
-      <w:r>
-        <w:br w:type="page"/>
-      </w:r>
-    </w:p>
     <w:tbl>
       <w:tblPr>
         <w:tblW w:type="dxa" w:w="9360"/>
@@ -2722,7 +3199,7 @@
                 <w:color w:val="FFFFFF"/>
                 <w:sz w:val="20"/>
               </w:rPr>
-              <w:t>6. Относить ли покраску, изготовление и ручные операции к услугам?</w:t>
+              <w:t>7. Относить ли покраску, изготовление и ручные операции к услугам?</w:t>
             </w:r>
           </w:p>
         </w:tc>
@@ -3199,7 +3676,7 @@
                 <w:color w:val="FFFFFF"/>
                 <w:sz w:val="20"/>
               </w:rPr>
-              <w:t>7. Каковы начальные значения НДС, срока действия, изготовления и оплаты?</w:t>
+              <w:t>8. Каковы начальные значения НДС, срока действия, изготовления и оплаты?</w:t>
             </w:r>
           </w:p>
         </w:tc>
@@ -3865,6 +4342,23 @@
         <w:spacing w:before="0" w:after="100" w:line="240" w:lineRule="auto"/>
       </w:pPr>
     </w:p>
+    <w:p>
+      <w:pPr>
+        <w:keepNext/>
+        <w:pageBreakBefore/>
+        <w:spacing w:before="0" w:after="120" w:line="240" w:lineRule="auto"/>
+      </w:pPr>
+      <w:r>
+        <w:rPr>
+          <w:rFonts w:ascii="Calibri" w:hAnsi="Calibri"/>
+          <w:b/>
+          <w:i w:val="0"/>
+          <w:color w:val="5E6A73"/>
+          <w:sz w:val="17"/>
+        </w:rPr>
+        <w:t>ЗАКЛЮЧИТЕЛЬНЫЙ ВОПРОС</w:t>
+      </w:r>
+    </w:p>
     <w:tbl>
       <w:tblPr>
         <w:tblW w:type="dxa" w:w="9360"/>
@@ -3918,7 +4412,7 @@
                 <w:color w:val="FFFFFF"/>
                 <w:sz w:val="20"/>
               </w:rPr>
-              <w:t>8. Нужны ли в первой версии гарантия, условия доставки/монтажа, реквизиты и подписи?</w:t>
+              <w:t>9. Нужны ли в первой версии гарантия, условия доставки/монтажа, реквизиты и подписи?</w:t>
             </w:r>
           </w:p>
         </w:tc>
